--- a/bank/task_06/variant_29.docx
+++ b/bank/task_06/variant_29.docx
@@ -4,20 +4,16 @@
   <w:body>
     <w:p>
       <w:pPr>
-        <w:spacing w:before="240" w:after="240" w:line="240" w:lineRule="auto"/>
-        <w:jc w:val="both"/>
         <w:rPr>
-          <w:rFonts w:ascii="Cambria Math" w:eastAsia="Times New Roman" w:hAnsi="Cambria Math" w:cs="Segoe UI"/>
-          <w:sz w:val="24"/>
+          <w:rFonts w:eastAsia="Times New Roman"/>
           <w:szCs w:val="28"/>
           <w:lang w:eastAsia="ru-RU"/>
         </w:rPr>
       </w:pPr>
       <w:r>
         <w:rPr>
-          <w:rFonts w:ascii="Cambria Math" w:eastAsia="Times New Roman" w:hAnsi="Cambria Math" w:cs="Segoe UI"/>
+          <w:rFonts w:eastAsia="Times New Roman"/>
           <w:bCs/>
-          <w:sz w:val="24"/>
           <w:szCs w:val="28"/>
           <w:lang w:eastAsia="ru-RU"/>
         </w:rPr>
@@ -25,8 +21,7 @@
       </w:r>
       <w:r>
         <w:rPr>
-          <w:rFonts w:ascii="Cambria Math" w:eastAsia="Times New Roman" w:hAnsi="Cambria Math" w:cs="Segoe UI"/>
-          <w:sz w:val="24"/>
+          <w:rFonts w:eastAsia="Times New Roman"/>
           <w:szCs w:val="28"/>
           <w:lang w:eastAsia="ru-RU"/>
         </w:rPr>
@@ -34,8 +29,7 @@
       </w:r>
       <w:r>
         <w:rPr>
-          <w:rFonts w:ascii="Cambria Math" w:eastAsia="Times New Roman" w:hAnsi="Cambria Math" w:cs="Segoe UI"/>
-          <w:sz w:val="24"/>
+          <w:rFonts w:eastAsia="Times New Roman"/>
           <w:szCs w:val="28"/>
           <w:lang w:eastAsia="ru-RU"/>
         </w:rPr>
@@ -45,10 +39,8 @@
     </w:p>
     <w:p>
       <w:pPr>
-        <w:spacing w:before="240" w:after="0" w:line="240" w:lineRule="auto"/>
         <w:rPr>
-          <w:rFonts w:ascii="Cambria Math" w:eastAsia="Times New Roman" w:hAnsi="Cambria Math" w:cs="Segoe UI"/>
-          <w:sz w:val="24"/>
+          <w:rFonts w:eastAsia="Times New Roman"/>
           <w:szCs w:val="28"/>
           <w:lang w:eastAsia="ru-RU"/>
         </w:rPr>
@@ -56,12 +48,11 @@
       <w:r>
         <w:rPr>
           <w:noProof/>
-          <w:sz w:val="24"/>
         </w:rPr>
         <w:drawing>
-          <wp:inline distT="0" distB="0" distL="0" distR="0" wp14:anchorId="7A83FEE2" wp14:editId="34D60DD4">
-            <wp:extent cx="5940425" cy="1876425"/>
-            <wp:effectExtent l="0" t="0" r="3175" b="9525"/>
+          <wp:inline distT="0" distB="0" distL="0" distR="0" wp14:anchorId="7A83FEE2" wp14:editId="2010C289">
+            <wp:extent cx="5181600" cy="1636732"/>
+            <wp:effectExtent l="0" t="0" r="0" b="1905"/>
             <wp:docPr id="32" name="Рисунок 32"/>
             <wp:cNvGraphicFramePr>
               <a:graphicFrameLocks xmlns:a="http://schemas.openxmlformats.org/drawingml/2006/main" noChangeAspect="1"/>
@@ -74,7 +65,19 @@
                     <pic:cNvPicPr/>
                   </pic:nvPicPr>
                   <pic:blipFill>
-                    <a:blip r:embed="rId5"/>
+                    <a:blip r:embed="rId5">
+                      <a:extLst>
+                        <a:ext uri="{BEBA8EAE-BF5A-486C-A8C5-ECC9F3942E4B}">
+                          <a14:imgProps xmlns:a14="http://schemas.microsoft.com/office/drawing/2010/main">
+                            <a14:imgLayer r:embed="rId6">
+                              <a14:imgEffect>
+                                <a14:artisticPhotocopy/>
+                              </a14:imgEffect>
+                            </a14:imgLayer>
+                          </a14:imgProps>
+                        </a:ext>
+                      </a:extLst>
+                    </a:blip>
                     <a:stretch>
                       <a:fillRect/>
                     </a:stretch>
@@ -82,7 +85,7 @@
                   <pic:spPr>
                     <a:xfrm>
                       <a:off x="0" y="0"/>
-                      <a:ext cx="5940425" cy="1876425"/>
+                      <a:ext cx="5209623" cy="1645584"/>
                     </a:xfrm>
                     <a:prstGeom prst="rect">
                       <a:avLst/>
@@ -96,8 +99,7 @@
       </w:r>
       <w:r>
         <w:rPr>
-          <w:rFonts w:ascii="Cambria Math" w:eastAsia="Times New Roman" w:hAnsi="Cambria Math" w:cs="Segoe UI"/>
-          <w:sz w:val="24"/>
+          <w:rFonts w:eastAsia="Times New Roman"/>
           <w:szCs w:val="28"/>
           <w:lang w:eastAsia="ru-RU"/>
         </w:rPr>
@@ -115,11 +117,34 @@
         <w:tabs>
           <w:tab w:val="num" w:pos="284"/>
         </w:tabs>
-        <w:spacing w:after="0" w:line="240" w:lineRule="auto"/>
-        <w:ind w:left="142" w:hanging="11"/>
+        <w:ind w:left="142" w:firstLine="0"/>
         <w:rPr>
-          <w:rFonts w:ascii="Cambria Math" w:eastAsia="Times New Roman" w:hAnsi="Cambria Math" w:cs="Segoe UI"/>
-          <w:sz w:val="24"/>
+          <w:rFonts w:ascii="Cambria Math" w:eastAsia="Times New Roman" w:hAnsi="Cambria Math"/>
+          <w:szCs w:val="28"/>
+          <w:lang w:eastAsia="ru-RU"/>
+          <w:oMath/>
+        </w:rPr>
+        <w:sectPr>
+          <w:pgSz w:w="11906" w:h="16838"/>
+          <w:pgMar w:top="850" w:right="850" w:bottom="850" w:left="850" w:header="708" w:footer="708" w:gutter="0"/>
+          <w:cols w:space="708"/>
+          <w:docGrid w:linePitch="360"/>
+        </w:sectPr>
+      </w:pPr>
+    </w:p>
+    <w:p>
+      <w:pPr>
+        <w:pStyle w:val="a4"/>
+        <w:numPr>
+          <w:ilvl w:val="1"/>
+          <w:numId w:val="1"/>
+        </w:numPr>
+        <w:tabs>
+          <w:tab w:val="num" w:pos="284"/>
+        </w:tabs>
+        <w:ind w:left="0" w:firstLine="0"/>
+        <w:rPr>
+          <w:rFonts w:eastAsia="Times New Roman"/>
           <w:szCs w:val="28"/>
           <w:lang w:eastAsia="ru-RU"/>
         </w:rPr>
@@ -127,8 +152,7 @@
       <m:oMath>
         <m:r>
           <w:rPr>
-            <w:rFonts w:ascii="Cambria Math" w:eastAsia="Times New Roman" w:hAnsi="Cambria Math" w:cs="Segoe UI"/>
-            <w:sz w:val="24"/>
+            <w:rFonts w:ascii="Cambria Math" w:eastAsia="Times New Roman" w:hAnsi="Cambria Math"/>
             <w:szCs w:val="28"/>
             <w:lang w:eastAsia="ru-RU"/>
           </w:rPr>
@@ -138,9 +162,8 @@
           <m:fPr>
             <m:ctrlPr>
               <w:rPr>
-                <w:rFonts w:ascii="Cambria Math" w:eastAsia="Times New Roman" w:hAnsi="Cambria Math" w:cs="Segoe UI"/>
+                <w:rFonts w:ascii="Cambria Math" w:eastAsia="Times New Roman" w:hAnsi="Cambria Math"/>
                 <w:i/>
-                <w:sz w:val="24"/>
                 <w:szCs w:val="28"/>
                 <w:lang w:eastAsia="ru-RU"/>
               </w:rPr>
@@ -149,8 +172,7 @@
           <m:num>
             <m:r>
               <w:rPr>
-                <w:rFonts w:ascii="Cambria Math" w:eastAsia="Times New Roman" w:hAnsi="Cambria Math" w:cs="Segoe UI"/>
-                <w:sz w:val="24"/>
+                <w:rFonts w:ascii="Cambria Math" w:eastAsia="Times New Roman" w:hAnsi="Cambria Math"/>
                 <w:szCs w:val="28"/>
                 <w:lang w:eastAsia="ru-RU"/>
               </w:rPr>
@@ -160,8 +182,7 @@
           <m:den>
             <m:r>
               <w:rPr>
-                <w:rFonts w:ascii="Cambria Math" w:eastAsia="Times New Roman" w:hAnsi="Cambria Math" w:cs="Segoe UI"/>
-                <w:sz w:val="24"/>
+                <w:rFonts w:ascii="Cambria Math" w:eastAsia="Times New Roman" w:hAnsi="Cambria Math"/>
                 <w:szCs w:val="28"/>
                 <w:lang w:eastAsia="ru-RU"/>
               </w:rPr>
@@ -171,8 +192,7 @@
         </m:f>
         <m:r>
           <w:rPr>
-            <w:rFonts w:ascii="Cambria Math" w:eastAsia="Times New Roman" w:hAnsi="Cambria Math" w:cs="Segoe UI"/>
-            <w:sz w:val="24"/>
+            <w:rFonts w:ascii="Cambria Math" w:eastAsia="Times New Roman" w:hAnsi="Cambria Math"/>
             <w:szCs w:val="28"/>
             <w:lang w:eastAsia="ru-RU"/>
           </w:rPr>
@@ -190,11 +210,9 @@
         <w:tabs>
           <w:tab w:val="num" w:pos="284"/>
         </w:tabs>
-        <w:spacing w:after="240" w:line="240" w:lineRule="auto"/>
-        <w:ind w:left="142" w:hanging="11"/>
+        <w:ind w:left="0" w:firstLine="0"/>
         <w:rPr>
-          <w:rFonts w:ascii="Cambria Math" w:eastAsia="Times New Roman" w:hAnsi="Cambria Math" w:cs="Segoe UI"/>
-          <w:sz w:val="24"/>
+          <w:rFonts w:eastAsia="Times New Roman"/>
           <w:szCs w:val="28"/>
           <w:lang w:eastAsia="ru-RU"/>
         </w:rPr>
@@ -202,8 +220,7 @@
       <m:oMath>
         <m:r>
           <w:rPr>
-            <w:rFonts w:ascii="Cambria Math" w:eastAsia="Times New Roman" w:hAnsi="Cambria Math" w:cs="Segoe UI"/>
-            <w:sz w:val="24"/>
+            <w:rFonts w:ascii="Cambria Math" w:eastAsia="Times New Roman" w:hAnsi="Cambria Math"/>
             <w:szCs w:val="28"/>
             <w:lang w:eastAsia="ru-RU"/>
           </w:rPr>
@@ -213,9 +230,8 @@
           <m:fPr>
             <m:ctrlPr>
               <w:rPr>
-                <w:rFonts w:ascii="Cambria Math" w:eastAsia="Times New Roman" w:hAnsi="Cambria Math" w:cs="Segoe UI"/>
+                <w:rFonts w:ascii="Cambria Math" w:eastAsia="Times New Roman" w:hAnsi="Cambria Math"/>
                 <w:i/>
-                <w:sz w:val="24"/>
                 <w:szCs w:val="28"/>
                 <w:lang w:eastAsia="ru-RU"/>
               </w:rPr>
@@ -224,8 +240,7 @@
           <m:num>
             <m:r>
               <w:rPr>
-                <w:rFonts w:ascii="Cambria Math" w:eastAsia="Times New Roman" w:hAnsi="Cambria Math" w:cs="Segoe UI"/>
-                <w:sz w:val="24"/>
+                <w:rFonts w:ascii="Cambria Math" w:eastAsia="Times New Roman" w:hAnsi="Cambria Math"/>
                 <w:szCs w:val="28"/>
                 <w:lang w:eastAsia="ru-RU"/>
               </w:rPr>
@@ -235,8 +250,7 @@
           <m:den>
             <m:r>
               <w:rPr>
-                <w:rFonts w:ascii="Cambria Math" w:eastAsia="Times New Roman" w:hAnsi="Cambria Math" w:cs="Segoe UI"/>
-                <w:sz w:val="24"/>
+                <w:rFonts w:ascii="Cambria Math" w:eastAsia="Times New Roman" w:hAnsi="Cambria Math"/>
                 <w:szCs w:val="28"/>
                 <w:lang w:eastAsia="ru-RU"/>
               </w:rPr>
@@ -246,8 +260,7 @@
         </m:f>
         <m:r>
           <w:rPr>
-            <w:rFonts w:ascii="Cambria Math" w:eastAsia="Times New Roman" w:hAnsi="Cambria Math" w:cs="Segoe UI"/>
-            <w:sz w:val="24"/>
+            <w:rFonts w:ascii="Cambria Math" w:eastAsia="Times New Roman" w:hAnsi="Cambria Math"/>
             <w:szCs w:val="28"/>
             <w:lang w:eastAsia="ru-RU"/>
           </w:rPr>
@@ -257,29 +270,40 @@
     </w:p>
     <w:p>
       <w:pPr>
-        <w:spacing w:after="240" w:line="240" w:lineRule="auto"/>
-        <w:ind w:left="142" w:hanging="11"/>
         <w:rPr>
-          <w:rFonts w:ascii="Cambria Math" w:eastAsia="Times New Roman" w:hAnsi="Cambria Math" w:cs="Segoe UI"/>
-          <w:sz w:val="24"/>
+          <w:rFonts w:eastAsia="Times New Roman"/>
           <w:szCs w:val="28"/>
           <w:lang w:eastAsia="ru-RU"/>
         </w:rPr>
       </w:pPr>
       <w:r>
         <w:rPr>
-          <w:rFonts w:ascii="Cambria Math" w:eastAsia="Times New Roman" w:hAnsi="Cambria Math" w:cs="Segoe UI"/>
-          <w:sz w:val="24"/>
+          <w:rFonts w:eastAsia="Times New Roman"/>
           <w:szCs w:val="28"/>
           <w:lang w:eastAsia="ru-RU"/>
         </w:rPr>
-        <w:t xml:space="preserve">В) </w:t>
+        <w:t>В</w:t>
+      </w:r>
+      <w:r>
+        <w:rPr>
+          <w:rFonts w:eastAsia="Times New Roman"/>
+          <w:szCs w:val="28"/>
+          <w:lang w:eastAsia="ru-RU"/>
+        </w:rPr>
+        <w:t xml:space="preserve">. </w:t>
+      </w:r>
+      <w:r>
+        <w:rPr>
+          <w:rFonts w:eastAsia="Times New Roman"/>
+          <w:szCs w:val="28"/>
+          <w:lang w:eastAsia="ru-RU"/>
+        </w:rPr>
+        <w:t xml:space="preserve"> </w:t>
       </w:r>
       <m:oMath>
         <m:r>
           <w:rPr>
-            <w:rFonts w:ascii="Cambria Math" w:eastAsia="Times New Roman" w:hAnsi="Cambria Math" w:cs="Segoe UI"/>
-            <w:sz w:val="24"/>
+            <w:rFonts w:ascii="Cambria Math" w:eastAsia="Times New Roman" w:hAnsi="Cambria Math"/>
             <w:szCs w:val="28"/>
             <w:lang w:eastAsia="ru-RU"/>
           </w:rPr>
@@ -289,9 +313,8 @@
           <m:fPr>
             <m:ctrlPr>
               <w:rPr>
-                <w:rFonts w:ascii="Cambria Math" w:eastAsia="Times New Roman" w:hAnsi="Cambria Math" w:cs="Segoe UI"/>
+                <w:rFonts w:ascii="Cambria Math" w:eastAsia="Times New Roman" w:hAnsi="Cambria Math"/>
                 <w:i/>
-                <w:sz w:val="24"/>
                 <w:szCs w:val="28"/>
                 <w:lang w:eastAsia="ru-RU"/>
               </w:rPr>
@@ -300,8 +323,7 @@
           <m:num>
             <m:r>
               <w:rPr>
-                <w:rFonts w:ascii="Cambria Math" w:eastAsia="Times New Roman" w:hAnsi="Cambria Math" w:cs="Segoe UI"/>
-                <w:sz w:val="24"/>
+                <w:rFonts w:ascii="Cambria Math" w:eastAsia="Times New Roman" w:hAnsi="Cambria Math"/>
                 <w:szCs w:val="28"/>
                 <w:lang w:eastAsia="ru-RU"/>
               </w:rPr>
@@ -311,8 +333,7 @@
           <m:den>
             <m:r>
               <w:rPr>
-                <w:rFonts w:ascii="Cambria Math" w:eastAsia="Times New Roman" w:hAnsi="Cambria Math" w:cs="Segoe UI"/>
-                <w:sz w:val="24"/>
+                <w:rFonts w:ascii="Cambria Math" w:eastAsia="Times New Roman" w:hAnsi="Cambria Math"/>
                 <w:szCs w:val="28"/>
                 <w:lang w:eastAsia="ru-RU"/>
               </w:rPr>
@@ -322,14 +343,30 @@
         </m:f>
         <m:r>
           <w:rPr>
-            <w:rFonts w:ascii="Cambria Math" w:eastAsia="Times New Roman" w:hAnsi="Cambria Math" w:cs="Segoe UI"/>
-            <w:sz w:val="24"/>
+            <w:rFonts w:ascii="Cambria Math" w:eastAsia="Times New Roman" w:hAnsi="Cambria Math"/>
             <w:szCs w:val="28"/>
             <w:lang w:eastAsia="ru-RU"/>
           </w:rPr>
           <m:t>x + 3</m:t>
         </m:r>
       </m:oMath>
+    </w:p>
+    <w:p>
+      <w:pPr>
+        <w:spacing w:beforeAutospacing="1"/>
+        <w:rPr>
+          <w:rFonts w:eastAsia="Times New Roman"/>
+          <w:szCs w:val="28"/>
+          <w:lang w:eastAsia="ru-RU"/>
+        </w:rPr>
+        <w:sectPr>
+          <w:type w:val="continuous"/>
+          <w:pgSz w:w="11906" w:h="16838"/>
+          <w:pgMar w:top="850" w:right="850" w:bottom="850" w:left="850" w:header="708" w:footer="708" w:gutter="0"/>
+          <w:cols w:num="3" w:space="708"/>
+          <w:docGrid w:linePitch="360"/>
+        </w:sectPr>
+      </w:pPr>
     </w:p>
     <w:tbl>
       <w:tblPr>
@@ -356,18 +393,16 @@
           </w:tcPr>
           <w:p>
             <w:pPr>
-              <w:spacing w:before="100" w:beforeAutospacing="1"/>
-              <w:rPr>
-                <w:rFonts w:ascii="Cambria Math" w:eastAsia="Times New Roman" w:hAnsi="Cambria Math" w:cs="Segoe UI"/>
-                <w:sz w:val="24"/>
+              <w:spacing w:beforeAutospacing="1"/>
+              <w:rPr>
+                <w:rFonts w:eastAsia="Times New Roman"/>
                 <w:szCs w:val="28"/>
                 <w:lang w:eastAsia="ru-RU"/>
               </w:rPr>
             </w:pPr>
             <w:r>
               <w:rPr>
-                <w:rFonts w:ascii="Cambria Math" w:eastAsia="Times New Roman" w:hAnsi="Cambria Math" w:cs="Segoe UI"/>
-                <w:sz w:val="24"/>
+                <w:rFonts w:eastAsia="Times New Roman"/>
                 <w:szCs w:val="28"/>
                 <w:lang w:eastAsia="ru-RU"/>
               </w:rPr>
@@ -385,16 +420,14 @@
               <w:spacing w:before="100" w:beforeAutospacing="1"/>
               <w:jc w:val="center"/>
               <w:rPr>
-                <w:rFonts w:ascii="Cambria Math" w:eastAsia="Times New Roman" w:hAnsi="Cambria Math" w:cs="Segoe UI"/>
-                <w:sz w:val="24"/>
+                <w:rFonts w:eastAsia="Times New Roman"/>
                 <w:szCs w:val="28"/>
                 <w:lang w:eastAsia="ru-RU"/>
               </w:rPr>
             </w:pPr>
             <w:r>
               <w:rPr>
-                <w:rFonts w:ascii="Cambria Math" w:eastAsia="Times New Roman" w:hAnsi="Cambria Math" w:cs="Segoe UI"/>
-                <w:sz w:val="24"/>
+                <w:rFonts w:eastAsia="Times New Roman"/>
                 <w:szCs w:val="28"/>
                 <w:lang w:eastAsia="ru-RU"/>
               </w:rPr>
@@ -412,16 +445,14 @@
               <w:spacing w:before="100" w:beforeAutospacing="1"/>
               <w:jc w:val="center"/>
               <w:rPr>
-                <w:rFonts w:ascii="Cambria Math" w:eastAsia="Times New Roman" w:hAnsi="Cambria Math" w:cs="Segoe UI"/>
-                <w:sz w:val="24"/>
+                <w:rFonts w:eastAsia="Times New Roman"/>
                 <w:szCs w:val="28"/>
                 <w:lang w:eastAsia="ru-RU"/>
               </w:rPr>
             </w:pPr>
             <w:r>
               <w:rPr>
-                <w:rFonts w:ascii="Cambria Math" w:eastAsia="Times New Roman" w:hAnsi="Cambria Math" w:cs="Segoe UI"/>
-                <w:sz w:val="24"/>
+                <w:rFonts w:eastAsia="Times New Roman"/>
                 <w:szCs w:val="28"/>
                 <w:lang w:eastAsia="ru-RU"/>
               </w:rPr>
@@ -439,16 +470,14 @@
               <w:spacing w:before="100" w:beforeAutospacing="1"/>
               <w:jc w:val="center"/>
               <w:rPr>
-                <w:rFonts w:ascii="Cambria Math" w:eastAsia="Times New Roman" w:hAnsi="Cambria Math" w:cs="Segoe UI"/>
-                <w:sz w:val="24"/>
+                <w:rFonts w:eastAsia="Times New Roman"/>
                 <w:szCs w:val="28"/>
                 <w:lang w:eastAsia="ru-RU"/>
               </w:rPr>
             </w:pPr>
             <w:r>
               <w:rPr>
-                <w:rFonts w:ascii="Cambria Math" w:eastAsia="Times New Roman" w:hAnsi="Cambria Math" w:cs="Segoe UI"/>
-                <w:sz w:val="24"/>
+                <w:rFonts w:eastAsia="Times New Roman"/>
                 <w:szCs w:val="28"/>
                 <w:lang w:eastAsia="ru-RU"/>
               </w:rPr>
@@ -469,10 +498,9 @@
           </w:tcPr>
           <w:p>
             <w:pPr>
-              <w:spacing w:before="100" w:beforeAutospacing="1"/>
-              <w:rPr>
-                <w:rFonts w:ascii="Cambria Math" w:eastAsia="Times New Roman" w:hAnsi="Cambria Math" w:cs="Segoe UI"/>
-                <w:sz w:val="24"/>
+              <w:spacing w:beforeAutospacing="1"/>
+              <w:rPr>
+                <w:rFonts w:eastAsia="Times New Roman"/>
                 <w:szCs w:val="28"/>
                 <w:lang w:eastAsia="ru-RU"/>
               </w:rPr>
@@ -486,9 +514,9 @@
           <w:p>
             <w:pPr>
               <w:spacing w:before="100" w:beforeAutospacing="1"/>
-              <w:rPr>
-                <w:rFonts w:ascii="Cambria Math" w:eastAsia="Times New Roman" w:hAnsi="Cambria Math" w:cs="Segoe UI"/>
-                <w:sz w:val="24"/>
+              <w:jc w:val="center"/>
+              <w:rPr>
+                <w:rFonts w:eastAsia="Times New Roman"/>
                 <w:szCs w:val="28"/>
                 <w:lang w:eastAsia="ru-RU"/>
               </w:rPr>
@@ -502,9 +530,9 @@
           <w:p>
             <w:pPr>
               <w:spacing w:before="100" w:beforeAutospacing="1"/>
-              <w:rPr>
-                <w:rFonts w:ascii="Cambria Math" w:eastAsia="Times New Roman" w:hAnsi="Cambria Math" w:cs="Segoe UI"/>
-                <w:sz w:val="24"/>
+              <w:jc w:val="center"/>
+              <w:rPr>
+                <w:rFonts w:eastAsia="Times New Roman"/>
                 <w:szCs w:val="28"/>
                 <w:lang w:eastAsia="ru-RU"/>
               </w:rPr>
@@ -518,9 +546,9 @@
           <w:p>
             <w:pPr>
               <w:spacing w:before="100" w:beforeAutospacing="1"/>
-              <w:rPr>
-                <w:rFonts w:ascii="Cambria Math" w:eastAsia="Times New Roman" w:hAnsi="Cambria Math" w:cs="Segoe UI"/>
-                <w:sz w:val="24"/>
+              <w:jc w:val="center"/>
+              <w:rPr>
+                <w:rFonts w:eastAsia="Times New Roman"/>
                 <w:szCs w:val="28"/>
                 <w:lang w:eastAsia="ru-RU"/>
               </w:rPr>
@@ -529,16 +557,11 @@
         </w:tc>
       </w:tr>
     </w:tbl>
-    <w:p>
-      <w:pPr>
-        <w:rPr>
-          <w:sz w:val="24"/>
-        </w:rPr>
-      </w:pPr>
-    </w:p>
+    <w:p/>
     <w:sectPr>
+      <w:type w:val="continuous"/>
       <w:pgSz w:w="11906" w:h="16838"/>
-      <w:pgMar w:top="1134" w:right="850" w:bottom="1134" w:left="1701" w:header="708" w:footer="708" w:gutter="0"/>
+      <w:pgMar w:top="850" w:right="850" w:bottom="850" w:left="850" w:header="708" w:footer="708" w:gutter="0"/>
       <w:cols w:space="708"/>
       <w:docGrid w:linePitch="360"/>
     </w:sectPr>
@@ -1065,6 +1088,14 @@
   <w:style w:type="paragraph" w:default="1" w:styleId="a">
     <w:name w:val="Normal"/>
     <w:qFormat/>
+    <w:pPr>
+      <w:spacing w:after="0" w:line="240" w:lineRule="auto"/>
+      <w:jc w:val="both"/>
+    </w:pPr>
+    <w:rPr>
+      <w:rFonts w:ascii="Times New Roman" w:hAnsi="Times New Roman" w:cs="Times New Roman"/>
+      <w:sz w:val="24"/>
+    </w:rPr>
   </w:style>
   <w:style w:type="character" w:default="1" w:styleId="a0">
     <w:name w:val="Default Paragraph Font"/>
